--- a/PRICING-RULES.docx
+++ b/PRICING-RULES.docx
@@ -593,7 +593,7 @@
         <w:rPr>
           <w:color w:val="161616"/>
         </w:rPr>
-        <w:t xml:space="preserve">cancel at or before the 6-month mark → half the annual payment (6 months) refunded. After 6 months → no refund; access runs to the end of the paid year.</w:t>
+        <w:t xml:space="preserve">cancel within the first 6 months — plus a 10-day grace period past the mark → half the annual payment (6 months) refunded. More than 10 days into the second half → refund forfeited; access runs to the end of the paid year.</w:t>
       </w:r>
     </w:p>
     <w:p>
@@ -1872,7 +1872,7 @@
         <w:rPr>
           <w:color w:val="161616"/>
         </w:rPr>
-        <w:t xml:space="preserve">cancel at or before the 6-month mark → 6 months (half) refunded; after → no refund, access runs to year end.</w:t>
+        <w:t xml:space="preserve">cancel within the first 6 months (10-day grace period honored) → 6 months (half) refunded; more than 10 days into the second half → refund forfeited, access runs to year end.</w:t>
       </w:r>
     </w:p>
     <w:p>
@@ -1918,7 +1918,44 @@
           <w:bCs/>
           <w:color w:val="B80101"/>
         </w:rPr>
-        <w:t xml:space="preserve">12. Revenue splits (NREUV share of GROSS; platform absorbs Stripe fees, capped at net)</w:t>
+        <w:t xml:space="preserve">12. Revenue splits &amp; the refund pot</w:t>
+      </w:r>
+    </w:p>
+    <w:p>
+      <w:pPr>
+        <w:pStyle w:val="ListParagraph"/>
+        <w:numPr>
+          <w:ilvl w:val="0"/>
+          <w:numId w:val="2"/>
+        </w:numPr>
+        <w:spacing w:after="60"/>
+      </w:pPr>
+      <w:r>
+        <w:rPr>
+          <w:b/>
+          <w:bCs/>
+          <w:color w:val="161616"/>
+        </w:rPr>
+        <w:t xml:space="preserve">The refund pot: </w:t>
+      </w:r>
+      <w:r>
+        <w:rPr>
+          <w:color w:val="161616"/>
+        </w:rPr>
+        <w:t xml:space="preserve">20% of every payment stays in the Stripe platform balance until its refund window closes — 45 days for monthly/one-time, 193 days (6 months + the 10-day grace) for annual. Only the remaining 80% is split immediately. The daily cron releases each slice on schedule at the same rate; a refund-eligible cancellation consumes the slice to fund the refund instead, and the REFUND DUE alert states the exact amounts to refund, what the pot covers, and what remains to reverse.</w:t>
+      </w:r>
+    </w:p>
+    <w:p>
+      <w:pPr>
+        <w:spacing w:after="120"/>
+      </w:pPr>
+      <w:r>
+        <w:rPr>
+          <w:b/>
+          <w:bCs/>
+          <w:color w:val="161616"/>
+        </w:rPr>
+        <w:t xml:space="preserve">NREUV share of GROSS; platform absorbs Stripe fees, capped at net:</w:t>
       </w:r>
     </w:p>
     <w:tbl>

--- a/PRICING-RULES.docx
+++ b/PRICING-RULES.docx
@@ -1942,7 +1942,7 @@
         <w:rPr>
           <w:color w:val="161616"/>
         </w:rPr>
-        <w:t xml:space="preserve">20% of every payment stays in the Stripe platform balance until its refund window closes — 45 days for monthly/one-time, 193 days (6 months + the 10-day grace) for annual. Only the remaining 80% is split immediately. The daily cron releases each slice on schedule at the same rate; a refund-eligible cancellation consumes the slice to fund the refund instead, and the REFUND DUE alert states the exact amounts to refund, what the pot covers, and what remains to reverse.</w:t>
+        <w:t xml:space="preserve">20% of every payment stays in the Stripe platform balance until its refund window closes — capped at $1,000 total (once full, new payments split 100% immediately; room opens as slices release or fund refunds) — 45 days for monthly/one-time, 193 days (6 months + the 10-day grace) for annual. Only the remaining 80% is split immediately. The daily cron releases each slice on schedule at the same rate; a refund-eligible cancellation consumes the slice to fund the refund instead, and the REFUND DUE alert states the exact amounts to refund, what the pot covers, and what remains to reverse.</w:t>
       </w:r>
     </w:p>
     <w:p>

--- a/PRICING-RULES.docx
+++ b/PRICING-RULES.docx
@@ -270,7 +270,7 @@
                 <w:sz w:val="20"/>
                 <w:szCs w:val="20"/>
               </w:rPr>
-              <w:t xml:space="preserve">$99.99/mo</w:t>
+              <w:t xml:space="preserve">$149.99/mo</w:t>
             </w:r>
           </w:p>
         </w:tc>
@@ -341,7 +341,7 @@
                 <w:sz w:val="20"/>
                 <w:szCs w:val="20"/>
               </w:rPr>
-              <w:t xml:space="preserve">$149.99/mo</w:t>
+              <w:t xml:space="preserve">$249.99/mo</w:t>
             </w:r>
           </w:p>
         </w:tc>
@@ -569,7 +569,7 @@
         <w:rPr>
           <w:color w:val="161616"/>
         </w:rPr>
-        <w:t xml:space="preserve">12 × the monthly rate with a 10% discount (ANNUAL10) applied visibly at checkout, every year. Effective: Member $539.89 · Builder $1,079.89 · Premium $1,619.89 · Elite $5,399.89.</w:t>
+        <w:t xml:space="preserve">12 × the monthly rate with a 10% discount (ANNUAL10) applied visibly at checkout, every year. Effective: Member $539.89 · Builder $1,619.89 · Premium $2,699.89 · Elite $5,399.89.</w:t>
       </w:r>
     </w:p>
     <w:p>

--- a/PRICING-RULES.docx
+++ b/PRICING-RULES.docx
@@ -1588,7 +1588,7 @@
         <w:rPr>
           <w:color w:val="161616"/>
         </w:rPr>
-        <w:t xml:space="preserve">first year of Lunch &amp; Learns free (even on a free account) + Founding badge.</w:t>
+        <w:t xml:space="preserve">first year of Lunch &amp; Learns free (even on a free account), a Founding badge, and grandfathered pricing forever — Builder at $99.99/mo and Premium at $149.99/mo (pre-increase rates), applied automatically at checkout and locked for every renewal.</w:t>
       </w:r>
     </w:p>
     <w:p>

--- a/PRICING-RULES.docx
+++ b/PRICING-RULES.docx
@@ -293,7 +293,7 @@
                 <w:sz w:val="20"/>
                 <w:szCs w:val="20"/>
               </w:rPr>
-              <w:t xml:space="preserve">Posting, L&amp;L recordings, view-only templates</w:t>
+              <w:t xml:space="preserve">Posting, free live L&amp;Ls + recordings, view-only templates</w:t>
             </w:r>
           </w:p>
         </w:tc>
@@ -940,7 +940,7 @@
         <w:rPr>
           <w:color w:val="161616"/>
         </w:rPr>
-        <w:t xml:space="preserve">100% of L&amp;L revenue goes to NREUV. Recordings open at Builder+; live access included with Premium and Elite.</w:t>
+        <w:t xml:space="preserve">100% of L&amp;L revenue goes to NREUV. Live sessions and recordings are free for Builder, Premium, and Elite members; Member and Free accounts buy access or use a code.</w:t>
       </w:r>
     </w:p>
     <w:p>

--- a/PRICING-RULES.docx
+++ b/PRICING-RULES.docx
@@ -767,7 +767,7 @@
                 <w:sz w:val="20"/>
                 <w:szCs w:val="20"/>
               </w:rPr>
-              <w:t xml:space="preserve">60 days of one course</w:t>
+              <w:t xml:space="preserve">60 days of one course — written lessons only</w:t>
             </w:r>
           </w:p>
         </w:tc>
@@ -838,7 +838,7 @@
                 <w:sz w:val="20"/>
                 <w:szCs w:val="20"/>
               </w:rPr>
-              <w:t xml:space="preserve">30 days of every course</w:t>
+              <w:t xml:space="preserve">30 days of every course — written lessons only</w:t>
             </w:r>
           </w:p>
         </w:tc>
@@ -848,6 +848,30 @@
       <w:pPr>
         <w:spacing w:after="100"/>
       </w:pPr>
+    </w:p>
+    <w:p>
+      <w:pPr>
+        <w:pStyle w:val="ListParagraph"/>
+        <w:numPr>
+          <w:ilvl w:val="0"/>
+          <w:numId w:val="2"/>
+        </w:numPr>
+        <w:spacing w:after="60"/>
+      </w:pPr>
+      <w:r>
+        <w:rPr>
+          <w:b/>
+          <w:bCs/>
+          <w:color w:val="161616"/>
+        </w:rPr>
+        <w:t xml:space="preserve">Passes are read-only: </w:t>
+      </w:r>
+      <w:r>
+        <w:rPr>
+          <w:color w:val="161616"/>
+        </w:rPr>
+        <w:t xml:space="preserve">written lessons and lesson videos only — worksheet/template/case-study PDF downloads are a membership benefit, enforced server-side.</w:t>
+      </w:r>
     </w:p>
     <w:p>
       <w:pPr>

--- a/PRICING-RULES.docx
+++ b/PRICING-RULES.docx
@@ -2204,7 +2204,37 @@
           <w:bCs/>
           <w:color w:val="B80101"/>
         </w:rPr>
-        <w:t xml:space="preserve">13. Comped accounts</w:t>
+        <w:t xml:space="preserve">13. Partner tier (organizations)</w:t>
+      </w:r>
+    </w:p>
+    <w:p>
+      <w:pPr>
+        <w:pStyle w:val="ListParagraph"/>
+        <w:numPr>
+          <w:ilvl w:val="0"/>
+          <w:numId w:val="2"/>
+        </w:numPr>
+        <w:spacing w:after="60"/>
+      </w:pPr>
+      <w:r>
+        <w:rPr>
+          <w:color w:val="161616"/>
+        </w:rPr>
+        <w:t xml:space="preserve">Contact-us tier for agencies, CDFIs &amp; nonprofit developer programs: cohort subscriptions at group discounts (multiple seats), custom curriculum scope, dedicated onboarding. Routed through the contact page.</w:t>
+      </w:r>
+    </w:p>
+    <w:p>
+      <w:pPr>
+        <w:pStyle w:val="Heading1"/>
+        <w:spacing w:after="120" w:before="300"/>
+      </w:pPr>
+      <w:r>
+        <w:rPr>
+          <w:b/>
+          <w:bCs/>
+          <w:color w:val="B80101"/>
+        </w:rPr>
+        <w:t xml:space="preserve">14. Comped accounts</w:t>
       </w:r>
     </w:p>
     <w:p>

--- a/PRICING-RULES.docx
+++ b/PRICING-RULES.docx
@@ -2220,7 +2220,7 @@
         <w:rPr>
           <w:color w:val="161616"/>
         </w:rPr>
-        <w:t xml:space="preserve">Contact-us tier for agencies, CDFIs &amp; nonprofit developer programs: cohort subscriptions at group discounts (multiple seats), custom curriculum scope, dedicated onboarding. Routed through the contact page.</w:t>
+        <w:t xml:space="preserve">Contact-us tier for agencies, CDFIs &amp; nonprofit developer programs: the organization sponsors a year of GroundUp for its cohort of developers at a group discount (developers pay nothing in the sponsored year); afterwards the developers continue as regular individual members. Custom scope, dedicated onboarding, negotiated per deal via the contact page.</w:t>
       </w:r>
     </w:p>
     <w:p>

--- a/PRICING-RULES.docx
+++ b/PRICING-RULES.docx
@@ -2220,7 +2220,7 @@
         <w:rPr>
           <w:color w:val="161616"/>
         </w:rPr>
-        <w:t xml:space="preserve">Contact-us tier for agencies, CDFIs &amp; nonprofit developer programs: the organization sponsors a year of GroundUp for its cohort of developers at a group discount (developers pay nothing in the sponsored year); afterwards the developers continue as regular individual members. Custom scope, dedicated onboarding, negotiated per deal via the contact page.</w:t>
+        <w:t xml:space="preserve">Contact-us tier for agencies, CDFIs &amp; nonprofit developer programs: the organization sponsors a year of GroundUp for its cohort of developers at a group discount (developers pay nothing in the sponsored year); afterwards the developers continue as regular individual members. Dedicated onboarding included; negotiated per deal via the contact page.</w:t>
       </w:r>
     </w:p>
     <w:p>

--- a/PRICING-RULES.docx
+++ b/PRICING-RULES.docx
@@ -2220,7 +2220,7 @@
         <w:rPr>
           <w:color w:val="161616"/>
         </w:rPr>
-        <w:t xml:space="preserve">Contact-us tier for agencies, CDFIs &amp; nonprofit developer programs: the organization sponsors a year of GroundUp for its cohort of developers at a group discount (developers pay nothing in the sponsored year); afterwards the developers continue as regular individual members. Dedicated onboarding included; negotiated per deal via the contact page.</w:t>
+        <w:t xml:space="preserve">Contact-us tier for agencies, CDFIs &amp; nonprofit developer programs: the organization sponsors a year of GroundUp for its cohort of developers at a group discount (developers pay nothing in the sponsored year); afterwards the developers continue as regular individual members. Custom access to the courses the cohort needs, dedicated onboarding; negotiated per deal via the contact page.</w:t>
       </w:r>
     </w:p>
     <w:p>

--- a/PRICING-RULES.docx
+++ b/PRICING-RULES.docx
@@ -2220,7 +2220,7 @@
         <w:rPr>
           <w:color w:val="161616"/>
         </w:rPr>
-        <w:t xml:space="preserve">Contact-us tier for agencies, CDFIs &amp; nonprofit developer programs: the organization sponsors a year of GroundUp for its cohort of developers at a group discount (developers pay nothing in the sponsored year); afterwards the developers continue as regular individual members. Custom access to the courses the cohort needs, dedicated onboarding; negotiated per deal via the contact page.</w:t>
+        <w:t xml:space="preserve">Contact-us tier for agencies, CDFIs &amp; nonprofit developer programs: the organization sponsors a year of GroundUp for its cohort of developers at a group discount (developers pay nothing in the sponsored year); afterwards the developers continue as regular individual members. Personalized access to the courses the cohort needs at a partner rate, a branded partner page (their logo, only their curriculum, at /partner/slug), dedicated onboarding; negotiated per deal via the contact page.</w:t>
       </w:r>
     </w:p>
     <w:p>

--- a/PRICING-RULES.docx
+++ b/PRICING-RULES.docx
@@ -1660,7 +1660,7 @@
         <w:rPr>
           <w:color w:val="161616"/>
         </w:rPr>
-        <w:t xml:space="preserve">$2,000+ → Senior Advisor Retainer · $300+/$500+ → Elite · $100–$200/$150–$500 → Premium · $25–$100/$50–$150 → Builder when answers point at the community, else Member · below → Member.</w:t>
+        <w:t xml:space="preserve">$2,000+ → Senior Advisor Retainer · $300+ → Elite when answers point at Dr. Merritt (need 3) else Premium · $100–$200 → Builder when answers point at the community else Member · $25–$100 → Member.</w:t>
       </w:r>
     </w:p>
     <w:p>

--- a/PRICING-RULES.docx
+++ b/PRICING-RULES.docx
@@ -1685,6 +1685,30 @@
           <w:color w:val="161616"/>
         </w:rPr>
         <w:t xml:space="preserve"> — only Elite and the retainer include deal support.</w:t>
+      </w:r>
+    </w:p>
+    <w:p>
+      <w:pPr>
+        <w:pStyle w:val="ListParagraph"/>
+        <w:numPr>
+          <w:ilvl w:val="0"/>
+          <w:numId w:val="2"/>
+        </w:numPr>
+        <w:spacing w:after="60"/>
+      </w:pPr>
+      <w:r>
+        <w:rPr>
+          <w:b/>
+          <w:bCs/>
+          <w:color w:val="161616"/>
+        </w:rPr>
+        <w:t xml:space="preserve">"I need specific, customized deal help" (budget answer) → Elite</w:t>
+      </w:r>
+      <w:r>
+        <w:rPr>
+          <w:color w:val="161616"/>
+        </w:rPr>
+        <w:t xml:space="preserve"> — the same rule, asked from the budget question.</w:t>
       </w:r>
     </w:p>
     <w:p>

--- a/PRICING-RULES.docx
+++ b/PRICING-RULES.docx
@@ -964,7 +964,7 @@
         <w:rPr>
           <w:color w:val="161616"/>
         </w:rPr>
-        <w:t xml:space="preserve">100% of L&amp;L revenue goes to NREUV. Live sessions and recordings are free for Builder, Premium, and Elite members; Member and Free accounts buy access or use a code.</w:t>
+        <w:t xml:space="preserve">100% of L&amp;L revenue goes to NREUV. EVERY paid member gets free invites to live sessions (Member and up); the recording library stays Builder and up. Free accounts buy access or use a code (purchase includes recordings).</w:t>
       </w:r>
     </w:p>
     <w:p>
@@ -1612,7 +1612,7 @@
         <w:rPr>
           <w:color w:val="161616"/>
         </w:rPr>
-        <w:t xml:space="preserve">first year of Lunch &amp; Learns free (even on a free account), a Founding badge, and grandfathered pricing forever — Builder at $99.99/mo and Premium at $149.99/mo (pre-increase rates), applied automatically at checkout and locked for every renewal.</w:t>
+        <w:t xml:space="preserve">first year of Lunch &amp; Learns free (even on a free account), a Founding badge, and founding pricing for their FIRST YEAR — Builder at $99.99/mo and Premium at $149.99/mo, applied automatically as a 12-month coupon at checkout, then standard rates.</w:t>
       </w:r>
     </w:p>
     <w:p>

--- a/PRICING-RULES.docx
+++ b/PRICING-RULES.docx
@@ -815,7 +815,7 @@
                 <w:sz w:val="20"/>
                 <w:szCs w:val="20"/>
               </w:rPr>
-              <w:t xml:space="preserve">$250</w:t>
+              <w:t xml:space="preserve">$275</w:t>
             </w:r>
           </w:p>
         </w:tc>

--- a/PRICING-RULES.docx
+++ b/PRICING-RULES.docx
@@ -924,7 +924,7 @@
         <w:rPr>
           <w:color w:val="161616"/>
         </w:rPr>
-        <w:t xml:space="preserve">$39.99 for 6 months of live sessions + recordings (codes can also grant access).</w:t>
+        <w:t xml:space="preserve">$39.99 PER LIVE SESSION (~quarterly) — buys a seat at the next upcoming session, recording included, access through the day after it. Codes can also grant access.</w:t>
       </w:r>
     </w:p>
     <w:p>

--- a/PRICING-RULES.docx
+++ b/PRICING-RULES.docx
@@ -924,7 +924,7 @@
         <w:rPr>
           <w:color w:val="161616"/>
         </w:rPr>
-        <w:t xml:space="preserve">$39.99 PER LIVE SESSION (~quarterly) — buys a seat at the next upcoming session, recording included, access through the day after it. Codes can also grant access.</w:t>
+        <w:t xml:space="preserve">$39.99 PER LIVE SESSION (~quarterly) — a seat at the next upcoming session, recording included, access through the day after it. OR a one-year pass at $105: every session + recordings for 12 months. Codes can also grant access.</w:t>
       </w:r>
     </w:p>
     <w:p>

--- a/PRICING-RULES.docx
+++ b/PRICING-RULES.docx
@@ -924,7 +924,7 @@
         <w:rPr>
           <w:color w:val="161616"/>
         </w:rPr>
-        <w:t xml:space="preserve">$39.99 PER LIVE SESSION (~quarterly) — a seat at the next upcoming session, recording included, access through the day after it. OR a one-year pass at $105: every session + recordings for 12 months. Codes can also grant access.</w:t>
+        <w:t xml:space="preserve">$39.99 PER LIVE SESSION (~quarterly) — a seat at the next upcoming session, recording included, access through the day after it. OR a one-year pass at $105 (every session + recordings for 12 months), OR the $350 Lifetime Pass (every session and recording, forever). Codes can also grant access.</w:t>
       </w:r>
     </w:p>
     <w:p>

--- a/PRICING-RULES.docx
+++ b/PRICING-RULES.docx
@@ -848,6 +848,30 @@
       <w:pPr>
         <w:spacing w:after="100"/>
       </w:pPr>
+    </w:p>
+    <w:p>
+      <w:pPr>
+        <w:pStyle w:val="ListParagraph"/>
+        <w:numPr>
+          <w:ilvl w:val="0"/>
+          <w:numId w:val="2"/>
+        </w:numPr>
+        <w:spacing w:after="60"/>
+      </w:pPr>
+      <w:r>
+        <w:rPr>
+          <w:b/>
+          <w:bCs/>
+          <w:color w:val="161616"/>
+        </w:rPr>
+        <w:t xml:space="preserve">GroundUp Lifetime Pass — $5,000 one-time: </w:t>
+      </w:r>
+      <w:r>
+        <w:rPr>
+          <w:color w:val="161616"/>
+        </w:rPr>
+        <w:t xml:space="preserve">every course in perpetuity (new ones included), one year of Builder free (auto-reverts, never touches paid subs), office hours for the first 5 years at the Premium allowance, and every Lunch &amp; Learn live + recorded for life. Ceiling is Builder — nothing above it.</w:t>
+      </w:r>
     </w:p>
     <w:p>
       <w:pPr>
